--- a/docs/PR4_Backlog_Decomposition.docx
+++ b/docs/PR4_Backlog_Decomposition.docx
@@ -260,6 +260,7 @@
         </w:rPr>
         <w:tab/>
       </w:r>
+      <w:proofErr w:type="spellStart"/>
       <w:r>
         <w:rPr>
           <w:b/>
@@ -267,8 +268,9 @@
           <w:sz w:val="28"/>
           <w:szCs w:val="28"/>
         </w:rPr>
-        <w:t>Backlog: декомпозиція MVP на задачі + групування</w:t>
-      </w:r>
+        <w:t>Backlog</w:t>
+      </w:r>
+      <w:proofErr w:type="spellEnd"/>
       <w:r>
         <w:rPr>
           <w:b/>
@@ -276,7 +278,7 @@
           <w:sz w:val="28"/>
           <w:szCs w:val="28"/>
         </w:rPr>
-        <w:t xml:space="preserve">. </w:t>
+        <w:t>: декомпозиція MVP на задачі + групування</w:t>
       </w:r>
       <w:r>
         <w:rPr>
@@ -285,7 +287,87 @@
           <w:sz w:val="28"/>
           <w:szCs w:val="28"/>
         </w:rPr>
-        <w:t>Backlog + Trello/Notion: уточнення backlog, логіка виконання задач, план виконання на дошці</w:t>
+        <w:t xml:space="preserve">. </w:t>
+      </w:r>
+      <w:proofErr w:type="spellStart"/>
+      <w:r>
+        <w:rPr>
+          <w:b/>
+          <w:color w:val="000000"/>
+          <w:sz w:val="28"/>
+          <w:szCs w:val="28"/>
+        </w:rPr>
+        <w:t>Backlog</w:t>
+      </w:r>
+      <w:proofErr w:type="spellEnd"/>
+      <w:r>
+        <w:rPr>
+          <w:b/>
+          <w:color w:val="000000"/>
+          <w:sz w:val="28"/>
+          <w:szCs w:val="28"/>
+        </w:rPr>
+        <w:t xml:space="preserve"> + </w:t>
+      </w:r>
+      <w:proofErr w:type="spellStart"/>
+      <w:r>
+        <w:rPr>
+          <w:b/>
+          <w:color w:val="000000"/>
+          <w:sz w:val="28"/>
+          <w:szCs w:val="28"/>
+        </w:rPr>
+        <w:t>Trello</w:t>
+      </w:r>
+      <w:proofErr w:type="spellEnd"/>
+      <w:r>
+        <w:rPr>
+          <w:b/>
+          <w:color w:val="000000"/>
+          <w:sz w:val="28"/>
+          <w:szCs w:val="28"/>
+        </w:rPr>
+        <w:t>/</w:t>
+      </w:r>
+      <w:proofErr w:type="spellStart"/>
+      <w:r>
+        <w:rPr>
+          <w:b/>
+          <w:color w:val="000000"/>
+          <w:sz w:val="28"/>
+          <w:szCs w:val="28"/>
+        </w:rPr>
+        <w:t>Notion</w:t>
+      </w:r>
+      <w:proofErr w:type="spellEnd"/>
+      <w:r>
+        <w:rPr>
+          <w:b/>
+          <w:color w:val="000000"/>
+          <w:sz w:val="28"/>
+          <w:szCs w:val="28"/>
+        </w:rPr>
+        <w:t xml:space="preserve">: уточнення </w:t>
+      </w:r>
+      <w:proofErr w:type="spellStart"/>
+      <w:r>
+        <w:rPr>
+          <w:b/>
+          <w:color w:val="000000"/>
+          <w:sz w:val="28"/>
+          <w:szCs w:val="28"/>
+        </w:rPr>
+        <w:t>backlog</w:t>
+      </w:r>
+      <w:proofErr w:type="spellEnd"/>
+      <w:r>
+        <w:rPr>
+          <w:b/>
+          <w:color w:val="000000"/>
+          <w:sz w:val="28"/>
+          <w:szCs w:val="28"/>
+        </w:rPr>
+        <w:t>, логіка виконання задач, план виконання на дошці</w:t>
       </w:r>
     </w:p>
     <w:p>
@@ -350,7 +432,61 @@
           <w:sz w:val="24"/>
           <w:szCs w:val="24"/>
         </w:rPr>
-        <w:t>Уточнити та впорядкувати backlog на основі MVP, визначити логіку виконання задач (послідовність та залежності), а також створити дошку в Trello або Notion з планом виконання задач.</w:t>
+        <w:t xml:space="preserve">Уточнити та впорядкувати </w:t>
+      </w:r>
+      <w:proofErr w:type="spellStart"/>
+      <w:r>
+        <w:rPr>
+          <w:color w:val="000000"/>
+          <w:sz w:val="24"/>
+          <w:szCs w:val="24"/>
+        </w:rPr>
+        <w:t>backlog</w:t>
+      </w:r>
+      <w:proofErr w:type="spellEnd"/>
+      <w:r>
+        <w:rPr>
+          <w:color w:val="000000"/>
+          <w:sz w:val="24"/>
+          <w:szCs w:val="24"/>
+        </w:rPr>
+        <w:t xml:space="preserve"> на основі MVP, визначити логіку виконання задач (послідовність та залежності), а також створити дошку в </w:t>
+      </w:r>
+      <w:proofErr w:type="spellStart"/>
+      <w:r>
+        <w:rPr>
+          <w:color w:val="000000"/>
+          <w:sz w:val="24"/>
+          <w:szCs w:val="24"/>
+        </w:rPr>
+        <w:t>Trello</w:t>
+      </w:r>
+      <w:proofErr w:type="spellEnd"/>
+      <w:r>
+        <w:rPr>
+          <w:color w:val="000000"/>
+          <w:sz w:val="24"/>
+          <w:szCs w:val="24"/>
+        </w:rPr>
+        <w:t xml:space="preserve"> або </w:t>
+      </w:r>
+      <w:proofErr w:type="spellStart"/>
+      <w:r>
+        <w:rPr>
+          <w:color w:val="000000"/>
+          <w:sz w:val="24"/>
+          <w:szCs w:val="24"/>
+        </w:rPr>
+        <w:t>Notion</w:t>
+      </w:r>
+      <w:proofErr w:type="spellEnd"/>
+      <w:r>
+        <w:rPr>
+          <w:color w:val="000000"/>
+          <w:sz w:val="24"/>
+          <w:szCs w:val="24"/>
+        </w:rPr>
+        <w:t xml:space="preserve"> з планом виконання задач.</w:t>
       </w:r>
     </w:p>
     <w:p>
@@ -438,7 +574,25 @@
           <w:sz w:val="24"/>
           <w:szCs w:val="24"/>
         </w:rPr>
-        <w:t>окумент з переліком задач backlog (мінімум 20 задач)</w:t>
+        <w:t xml:space="preserve">окумент з переліком задач </w:t>
+      </w:r>
+      <w:proofErr w:type="spellStart"/>
+      <w:r>
+        <w:rPr>
+          <w:color w:val="000000"/>
+          <w:sz w:val="24"/>
+          <w:szCs w:val="24"/>
+        </w:rPr>
+        <w:t>backlog</w:t>
+      </w:r>
+      <w:proofErr w:type="spellEnd"/>
+      <w:r>
+        <w:rPr>
+          <w:color w:val="000000"/>
+          <w:sz w:val="24"/>
+          <w:szCs w:val="24"/>
+        </w:rPr>
+        <w:t xml:space="preserve"> (мінімум 20 задач)</w:t>
       </w:r>
       <w:r>
         <w:rPr>
@@ -508,8 +662,54 @@
           <w:sz w:val="24"/>
           <w:szCs w:val="24"/>
         </w:rPr>
-        <w:t>адач згруповані за 4 категоріями: UI, Logic, Data, Testing</w:t>
-      </w:r>
+        <w:t xml:space="preserve">адач згруповані за 4 категоріями: UI, </w:t>
+      </w:r>
+      <w:proofErr w:type="spellStart"/>
+      <w:r>
+        <w:rPr>
+          <w:color w:val="000000"/>
+          <w:sz w:val="24"/>
+          <w:szCs w:val="24"/>
+        </w:rPr>
+        <w:t>Logic</w:t>
+      </w:r>
+      <w:proofErr w:type="spellEnd"/>
+      <w:r>
+        <w:rPr>
+          <w:color w:val="000000"/>
+          <w:sz w:val="24"/>
+          <w:szCs w:val="24"/>
+        </w:rPr>
+        <w:t xml:space="preserve">, </w:t>
+      </w:r>
+      <w:proofErr w:type="spellStart"/>
+      <w:r>
+        <w:rPr>
+          <w:color w:val="000000"/>
+          <w:sz w:val="24"/>
+          <w:szCs w:val="24"/>
+        </w:rPr>
+        <w:t>Data</w:t>
+      </w:r>
+      <w:proofErr w:type="spellEnd"/>
+      <w:r>
+        <w:rPr>
+          <w:color w:val="000000"/>
+          <w:sz w:val="24"/>
+          <w:szCs w:val="24"/>
+        </w:rPr>
+        <w:t xml:space="preserve">, </w:t>
+      </w:r>
+      <w:proofErr w:type="spellStart"/>
+      <w:r>
+        <w:rPr>
+          <w:color w:val="000000"/>
+          <w:sz w:val="24"/>
+          <w:szCs w:val="24"/>
+        </w:rPr>
+        <w:t>Testing</w:t>
+      </w:r>
+      <w:proofErr w:type="spellEnd"/>
       <w:r>
         <w:rPr>
           <w:color w:val="000000"/>
@@ -562,7 +762,61 @@
           <w:sz w:val="24"/>
           <w:szCs w:val="24"/>
         </w:rPr>
-        <w:t xml:space="preserve"> короткий опис і пріоритет (Must/Should/Could)</w:t>
+        <w:t xml:space="preserve"> короткий опис і пріоритет (</w:t>
+      </w:r>
+      <w:proofErr w:type="spellStart"/>
+      <w:r>
+        <w:rPr>
+          <w:color w:val="000000"/>
+          <w:sz w:val="24"/>
+          <w:szCs w:val="24"/>
+        </w:rPr>
+        <w:t>Must</w:t>
+      </w:r>
+      <w:proofErr w:type="spellEnd"/>
+      <w:r>
+        <w:rPr>
+          <w:color w:val="000000"/>
+          <w:sz w:val="24"/>
+          <w:szCs w:val="24"/>
+        </w:rPr>
+        <w:t>/</w:t>
+      </w:r>
+      <w:proofErr w:type="spellStart"/>
+      <w:r>
+        <w:rPr>
+          <w:color w:val="000000"/>
+          <w:sz w:val="24"/>
+          <w:szCs w:val="24"/>
+        </w:rPr>
+        <w:t>Should</w:t>
+      </w:r>
+      <w:proofErr w:type="spellEnd"/>
+      <w:r>
+        <w:rPr>
+          <w:color w:val="000000"/>
+          <w:sz w:val="24"/>
+          <w:szCs w:val="24"/>
+        </w:rPr>
+        <w:t>/</w:t>
+      </w:r>
+      <w:proofErr w:type="spellStart"/>
+      <w:r>
+        <w:rPr>
+          <w:color w:val="000000"/>
+          <w:sz w:val="24"/>
+          <w:szCs w:val="24"/>
+        </w:rPr>
+        <w:t>Could</w:t>
+      </w:r>
+      <w:proofErr w:type="spellEnd"/>
+      <w:r>
+        <w:rPr>
+          <w:color w:val="000000"/>
+          <w:sz w:val="24"/>
+          <w:szCs w:val="24"/>
+        </w:rPr>
+        <w:t>)</w:t>
       </w:r>
       <w:r>
         <w:rPr>
@@ -654,7 +908,43 @@
           <w:sz w:val="24"/>
           <w:szCs w:val="24"/>
         </w:rPr>
-        <w:t xml:space="preserve"> backlog (за MVP) з позначеними залежностями та уточненнями</w:t>
+        <w:t xml:space="preserve"> </w:t>
+      </w:r>
+      <w:proofErr w:type="spellStart"/>
+      <w:r>
+        <w:rPr>
+          <w:color w:val="000000"/>
+          <w:sz w:val="24"/>
+          <w:szCs w:val="24"/>
+        </w:rPr>
+        <w:t>backlog</w:t>
+      </w:r>
+      <w:proofErr w:type="spellEnd"/>
+      <w:r>
+        <w:rPr>
+          <w:color w:val="000000"/>
+          <w:sz w:val="24"/>
+          <w:szCs w:val="24"/>
+        </w:rPr>
+        <w:t xml:space="preserve"> (за MVP) з позначеними </w:t>
+      </w:r>
+      <w:proofErr w:type="spellStart"/>
+      <w:r>
+        <w:rPr>
+          <w:color w:val="000000"/>
+          <w:sz w:val="24"/>
+          <w:szCs w:val="24"/>
+        </w:rPr>
+        <w:t>залежностями</w:t>
+      </w:r>
+      <w:proofErr w:type="spellEnd"/>
+      <w:r>
+        <w:rPr>
+          <w:color w:val="000000"/>
+          <w:sz w:val="24"/>
+          <w:szCs w:val="24"/>
+        </w:rPr>
+        <w:t xml:space="preserve"> та уточненнями</w:t>
       </w:r>
       <w:r>
         <w:rPr>
@@ -778,7 +1068,43 @@
           <w:sz w:val="24"/>
           <w:szCs w:val="24"/>
         </w:rPr>
-        <w:t xml:space="preserve"> Trello/Notion-дошк</w:t>
+        <w:t xml:space="preserve"> </w:t>
+      </w:r>
+      <w:proofErr w:type="spellStart"/>
+      <w:r>
+        <w:rPr>
+          <w:color w:val="000000"/>
+          <w:sz w:val="24"/>
+          <w:szCs w:val="24"/>
+        </w:rPr>
+        <w:t>Trello</w:t>
+      </w:r>
+      <w:proofErr w:type="spellEnd"/>
+      <w:r>
+        <w:rPr>
+          <w:color w:val="000000"/>
+          <w:sz w:val="24"/>
+          <w:szCs w:val="24"/>
+        </w:rPr>
+        <w:t>/</w:t>
+      </w:r>
+      <w:proofErr w:type="spellStart"/>
+      <w:r>
+        <w:rPr>
+          <w:color w:val="000000"/>
+          <w:sz w:val="24"/>
+          <w:szCs w:val="24"/>
+        </w:rPr>
+        <w:t>Notion</w:t>
+      </w:r>
+      <w:proofErr w:type="spellEnd"/>
+      <w:r>
+        <w:rPr>
+          <w:color w:val="000000"/>
+          <w:sz w:val="24"/>
+          <w:szCs w:val="24"/>
+        </w:rPr>
+        <w:t>-дошк</w:t>
       </w:r>
       <w:r>
         <w:rPr>
@@ -880,7 +1206,25 @@
           <w:sz w:val="24"/>
           <w:szCs w:val="24"/>
         </w:rPr>
-        <w:t xml:space="preserve"> (Sprint 1/2/3 або етапи)</w:t>
+        <w:t xml:space="preserve"> (</w:t>
+      </w:r>
+      <w:proofErr w:type="spellStart"/>
+      <w:r>
+        <w:rPr>
+          <w:color w:val="000000"/>
+          <w:sz w:val="24"/>
+          <w:szCs w:val="24"/>
+        </w:rPr>
+        <w:t>Sprint</w:t>
+      </w:r>
+      <w:proofErr w:type="spellEnd"/>
+      <w:r>
+        <w:rPr>
+          <w:color w:val="000000"/>
+          <w:sz w:val="24"/>
+          <w:szCs w:val="24"/>
+        </w:rPr>
+        <w:t xml:space="preserve"> 1/2/3 або етапи)</w:t>
       </w:r>
       <w:r>
         <w:rPr>
@@ -1133,6 +1477,7 @@
         </w:rPr>
         <w:t xml:space="preserve">для навчального веб-сервісу </w:t>
       </w:r>
+      <w:proofErr w:type="spellStart"/>
       <w:r>
         <w:rPr>
           <w:color w:val="000000"/>
@@ -1141,6 +1486,7 @@
         </w:rPr>
         <w:t>LearnTrack</w:t>
       </w:r>
+      <w:proofErr w:type="spellEnd"/>
       <w:r>
         <w:rPr>
           <w:color w:val="000000"/>
@@ -1209,7 +1555,25 @@
           <w:sz w:val="24"/>
           <w:szCs w:val="24"/>
         </w:rPr>
-        <w:t>Система дозволяє створювати та переглядати навчальні курси (структура з темами та уроками).</w:t>
+        <w:t xml:space="preserve">Система дозволяє створювати та переглядати навчальні курси (структура з темами та </w:t>
+      </w:r>
+      <w:proofErr w:type="spellStart"/>
+      <w:r>
+        <w:rPr>
+          <w:color w:val="000000"/>
+          <w:sz w:val="24"/>
+          <w:szCs w:val="24"/>
+        </w:rPr>
+        <w:t>уроками</w:t>
+      </w:r>
+      <w:proofErr w:type="spellEnd"/>
+      <w:r>
+        <w:rPr>
+          <w:color w:val="000000"/>
+          <w:sz w:val="24"/>
+          <w:szCs w:val="24"/>
+        </w:rPr>
+        <w:t>).</w:t>
       </w:r>
     </w:p>
     <w:p>
@@ -1240,7 +1604,25 @@
           <w:sz w:val="24"/>
           <w:szCs w:val="24"/>
         </w:rPr>
-        <w:t>Користувач може відстежувати свій прогрес (відмічати завершені уроки, бачити відсоток виконання).</w:t>
+        <w:t xml:space="preserve">Користувач може відстежувати свій прогрес (відмічати завершені </w:t>
+      </w:r>
+      <w:proofErr w:type="spellStart"/>
+      <w:r>
+        <w:rPr>
+          <w:color w:val="000000"/>
+          <w:sz w:val="24"/>
+          <w:szCs w:val="24"/>
+        </w:rPr>
+        <w:t>уроки</w:t>
+      </w:r>
+      <w:proofErr w:type="spellEnd"/>
+      <w:r>
+        <w:rPr>
+          <w:color w:val="000000"/>
+          <w:sz w:val="24"/>
+          <w:szCs w:val="24"/>
+        </w:rPr>
+        <w:t>, бачити відсоток виконання).</w:t>
       </w:r>
     </w:p>
     <w:p>
@@ -1395,7 +1777,29 @@
           <w:sz w:val="24"/>
           <w:szCs w:val="24"/>
         </w:rPr>
-        <w:t>Декомпозиція MVP на задачі (Backlog)</w:t>
+        <w:t>Декомпозиція MVP на задачі (</w:t>
+      </w:r>
+      <w:proofErr w:type="spellStart"/>
+      <w:r>
+        <w:rPr>
+          <w:b/>
+          <w:bCs/>
+          <w:color w:val="000000"/>
+          <w:sz w:val="24"/>
+          <w:szCs w:val="24"/>
+        </w:rPr>
+        <w:t>Backlog</w:t>
+      </w:r>
+      <w:proofErr w:type="spellEnd"/>
+      <w:r>
+        <w:rPr>
+          <w:b/>
+          <w:bCs/>
+          <w:color w:val="000000"/>
+          <w:sz w:val="24"/>
+          <w:szCs w:val="24"/>
+        </w:rPr>
+        <w:t>)</w:t>
       </w:r>
     </w:p>
     <w:p>
@@ -1454,7 +1858,25 @@
           <w:sz w:val="24"/>
           <w:szCs w:val="24"/>
         </w:rPr>
-        <w:t xml:space="preserve"> MVP на задачі (Backlog)</w:t>
+        <w:t xml:space="preserve"> MVP на задачі (</w:t>
+      </w:r>
+      <w:proofErr w:type="spellStart"/>
+      <w:r>
+        <w:rPr>
+          <w:color w:val="000000"/>
+          <w:sz w:val="24"/>
+          <w:szCs w:val="24"/>
+        </w:rPr>
+        <w:t>Backlog</w:t>
+      </w:r>
+      <w:proofErr w:type="spellEnd"/>
+      <w:r>
+        <w:rPr>
+          <w:color w:val="000000"/>
+          <w:sz w:val="24"/>
+          <w:szCs w:val="24"/>
+        </w:rPr>
+        <w:t>)</w:t>
       </w:r>
       <w:bookmarkEnd w:id="5"/>
       <w:r>
@@ -1498,7 +1920,25 @@
           <w:sz w:val="24"/>
           <w:szCs w:val="24"/>
         </w:rPr>
-        <w:t>декомпозиції MVP на задачі (Backlog)</w:t>
+        <w:t>декомпозиції MVP на задачі (</w:t>
+      </w:r>
+      <w:proofErr w:type="spellStart"/>
+      <w:r>
+        <w:rPr>
+          <w:color w:val="000000"/>
+          <w:sz w:val="24"/>
+          <w:szCs w:val="24"/>
+        </w:rPr>
+        <w:t>Backlog</w:t>
+      </w:r>
+      <w:proofErr w:type="spellEnd"/>
+      <w:r>
+        <w:rPr>
+          <w:color w:val="000000"/>
+          <w:sz w:val="24"/>
+          <w:szCs w:val="24"/>
+        </w:rPr>
+        <w:t>)</w:t>
       </w:r>
     </w:p>
     <w:tbl>
@@ -1766,7 +2206,25 @@
                 <w:sz w:val="24"/>
                 <w:szCs w:val="24"/>
               </w:rPr>
-              <w:t>Реалізувати сторінку створення акаунта з полями email, пароль, роль</w:t>
+              <w:t xml:space="preserve">Реалізувати сторінку створення акаунта з полями </w:t>
+            </w:r>
+            <w:proofErr w:type="spellStart"/>
+            <w:r>
+              <w:rPr>
+                <w:color w:val="000000"/>
+                <w:sz w:val="24"/>
+                <w:szCs w:val="24"/>
+              </w:rPr>
+              <w:t>email</w:t>
+            </w:r>
+            <w:proofErr w:type="spellEnd"/>
+            <w:r>
+              <w:rPr>
+                <w:color w:val="000000"/>
+                <w:sz w:val="24"/>
+                <w:szCs w:val="24"/>
+              </w:rPr>
+              <w:t>, пароль, роль</w:t>
             </w:r>
           </w:p>
         </w:tc>
@@ -1791,6 +2249,7 @@
                 <w:szCs w:val="24"/>
               </w:rPr>
             </w:pPr>
+            <w:proofErr w:type="spellStart"/>
             <w:r>
               <w:rPr>
                 <w:color w:val="000000"/>
@@ -1799,6 +2258,7 @@
               </w:rPr>
               <w:t>Must</w:t>
             </w:r>
+            <w:proofErr w:type="spellEnd"/>
           </w:p>
         </w:tc>
       </w:tr>
@@ -1907,7 +2367,25 @@
                 <w:sz w:val="24"/>
                 <w:szCs w:val="24"/>
               </w:rPr>
-              <w:t>Забезпечити безпечний вхід у систему через email та пароль</w:t>
+              <w:t xml:space="preserve">Забезпечити безпечний вхід у систему через </w:t>
+            </w:r>
+            <w:proofErr w:type="spellStart"/>
+            <w:r>
+              <w:rPr>
+                <w:color w:val="000000"/>
+                <w:sz w:val="24"/>
+                <w:szCs w:val="24"/>
+              </w:rPr>
+              <w:t>email</w:t>
+            </w:r>
+            <w:proofErr w:type="spellEnd"/>
+            <w:r>
+              <w:rPr>
+                <w:color w:val="000000"/>
+                <w:sz w:val="24"/>
+                <w:szCs w:val="24"/>
+              </w:rPr>
+              <w:t xml:space="preserve"> та пароль</w:t>
             </w:r>
           </w:p>
         </w:tc>
@@ -1932,6 +2410,7 @@
                 <w:szCs w:val="24"/>
               </w:rPr>
             </w:pPr>
+            <w:proofErr w:type="spellStart"/>
             <w:r>
               <w:rPr>
                 <w:color w:val="000000"/>
@@ -1940,6 +2419,7 @@
               </w:rPr>
               <w:t>Must</w:t>
             </w:r>
+            <w:proofErr w:type="spellEnd"/>
           </w:p>
         </w:tc>
       </w:tr>
@@ -2057,6 +2537,7 @@
                 <w:szCs w:val="24"/>
               </w:rPr>
             </w:pPr>
+            <w:proofErr w:type="spellStart"/>
             <w:r>
               <w:rPr>
                 <w:color w:val="000000"/>
@@ -2065,6 +2546,7 @@
               </w:rPr>
               <w:t>Must</w:t>
             </w:r>
+            <w:proofErr w:type="spellEnd"/>
           </w:p>
         </w:tc>
       </w:tr>
@@ -2183,6 +2665,7 @@
                 <w:szCs w:val="24"/>
               </w:rPr>
             </w:pPr>
+            <w:proofErr w:type="spellStart"/>
             <w:r>
               <w:rPr>
                 <w:color w:val="000000"/>
@@ -2191,6 +2674,7 @@
               </w:rPr>
               <w:t>Should</w:t>
             </w:r>
+            <w:proofErr w:type="spellEnd"/>
           </w:p>
         </w:tc>
       </w:tr>
@@ -2283,8 +2767,18 @@
                 <w:sz w:val="24"/>
                 <w:szCs w:val="24"/>
               </w:rPr>
-              <w:t>Додати функцію створення курсу з темами та уроками</w:t>
+              <w:t xml:space="preserve">Додати функцію створення курсу з темами та </w:t>
             </w:r>
+            <w:proofErr w:type="spellStart"/>
+            <w:r>
+              <w:rPr>
+                <w:color w:val="000000"/>
+                <w:sz w:val="24"/>
+                <w:szCs w:val="24"/>
+              </w:rPr>
+              <w:t>уроками</w:t>
+            </w:r>
+            <w:proofErr w:type="spellEnd"/>
           </w:p>
         </w:tc>
         <w:tc>
@@ -2308,6 +2802,7 @@
                 <w:szCs w:val="24"/>
               </w:rPr>
             </w:pPr>
+            <w:proofErr w:type="spellStart"/>
             <w:r>
               <w:rPr>
                 <w:color w:val="000000"/>
@@ -2316,6 +2811,7 @@
               </w:rPr>
               <w:t>Must</w:t>
             </w:r>
+            <w:proofErr w:type="spellEnd"/>
           </w:p>
         </w:tc>
       </w:tr>
@@ -2433,6 +2929,7 @@
                 <w:szCs w:val="24"/>
               </w:rPr>
             </w:pPr>
+            <w:proofErr w:type="spellStart"/>
             <w:r>
               <w:rPr>
                 <w:color w:val="000000"/>
@@ -2441,6 +2938,7 @@
               </w:rPr>
               <w:t>Must</w:t>
             </w:r>
+            <w:proofErr w:type="spellEnd"/>
           </w:p>
         </w:tc>
       </w:tr>
@@ -2574,6 +3072,7 @@
                 <w:szCs w:val="24"/>
               </w:rPr>
             </w:pPr>
+            <w:proofErr w:type="spellStart"/>
             <w:r>
               <w:rPr>
                 <w:color w:val="000000"/>
@@ -2582,6 +3081,7 @@
               </w:rPr>
               <w:t>Must</w:t>
             </w:r>
+            <w:proofErr w:type="spellEnd"/>
           </w:p>
         </w:tc>
       </w:tr>
@@ -2715,6 +3215,7 @@
                 <w:szCs w:val="24"/>
               </w:rPr>
             </w:pPr>
+            <w:proofErr w:type="spellStart"/>
             <w:r>
               <w:rPr>
                 <w:color w:val="000000"/>
@@ -2723,6 +3224,7 @@
               </w:rPr>
               <w:t>Must</w:t>
             </w:r>
+            <w:proofErr w:type="spellEnd"/>
           </w:p>
         </w:tc>
       </w:tr>
@@ -2856,6 +3358,7 @@
                 <w:szCs w:val="24"/>
               </w:rPr>
             </w:pPr>
+            <w:proofErr w:type="spellStart"/>
             <w:r>
               <w:rPr>
                 <w:color w:val="000000"/>
@@ -2864,6 +3367,7 @@
               </w:rPr>
               <w:t>Must</w:t>
             </w:r>
+            <w:proofErr w:type="spellEnd"/>
           </w:p>
         </w:tc>
       </w:tr>
@@ -2981,6 +3485,7 @@
                 <w:szCs w:val="24"/>
               </w:rPr>
             </w:pPr>
+            <w:proofErr w:type="spellStart"/>
             <w:r>
               <w:rPr>
                 <w:color w:val="000000"/>
@@ -2989,6 +3494,7 @@
               </w:rPr>
               <w:t>Should</w:t>
             </w:r>
+            <w:proofErr w:type="spellEnd"/>
           </w:p>
         </w:tc>
       </w:tr>
@@ -3122,6 +3628,7 @@
                 <w:szCs w:val="24"/>
               </w:rPr>
             </w:pPr>
+            <w:proofErr w:type="spellStart"/>
             <w:r>
               <w:rPr>
                 <w:color w:val="000000"/>
@@ -3130,6 +3637,7 @@
               </w:rPr>
               <w:t>Should</w:t>
             </w:r>
+            <w:proofErr w:type="spellEnd"/>
           </w:p>
         </w:tc>
       </w:tr>
@@ -3263,6 +3771,7 @@
                 <w:szCs w:val="24"/>
               </w:rPr>
             </w:pPr>
+            <w:proofErr w:type="spellStart"/>
             <w:r>
               <w:rPr>
                 <w:color w:val="000000"/>
@@ -3271,6 +3780,7 @@
               </w:rPr>
               <w:t>Must</w:t>
             </w:r>
+            <w:proofErr w:type="spellEnd"/>
           </w:p>
         </w:tc>
       </w:tr>
@@ -3388,6 +3898,7 @@
                 <w:szCs w:val="24"/>
               </w:rPr>
             </w:pPr>
+            <w:proofErr w:type="spellStart"/>
             <w:r>
               <w:rPr>
                 <w:color w:val="000000"/>
@@ -3396,6 +3907,7 @@
               </w:rPr>
               <w:t>Must</w:t>
             </w:r>
+            <w:proofErr w:type="spellEnd"/>
           </w:p>
         </w:tc>
       </w:tr>
@@ -3513,6 +4025,7 @@
                 <w:szCs w:val="24"/>
               </w:rPr>
             </w:pPr>
+            <w:proofErr w:type="spellStart"/>
             <w:r>
               <w:rPr>
                 <w:color w:val="000000"/>
@@ -3521,6 +4034,7 @@
               </w:rPr>
               <w:t>Should</w:t>
             </w:r>
+            <w:proofErr w:type="spellEnd"/>
           </w:p>
         </w:tc>
       </w:tr>
@@ -3638,6 +4152,7 @@
                 <w:szCs w:val="24"/>
               </w:rPr>
             </w:pPr>
+            <w:proofErr w:type="spellStart"/>
             <w:r>
               <w:rPr>
                 <w:color w:val="000000"/>
@@ -3646,6 +4161,7 @@
               </w:rPr>
               <w:t>Must</w:t>
             </w:r>
+            <w:proofErr w:type="spellEnd"/>
           </w:p>
         </w:tc>
       </w:tr>
@@ -3763,6 +4279,7 @@
                 <w:szCs w:val="24"/>
               </w:rPr>
             </w:pPr>
+            <w:proofErr w:type="spellStart"/>
             <w:r>
               <w:rPr>
                 <w:color w:val="000000"/>
@@ -3771,6 +4288,7 @@
               </w:rPr>
               <w:t>Should</w:t>
             </w:r>
+            <w:proofErr w:type="spellEnd"/>
           </w:p>
         </w:tc>
       </w:tr>
@@ -3888,6 +4406,7 @@
                 <w:szCs w:val="24"/>
               </w:rPr>
             </w:pPr>
+            <w:proofErr w:type="spellStart"/>
             <w:r>
               <w:rPr>
                 <w:color w:val="000000"/>
@@ -3896,6 +4415,7 @@
               </w:rPr>
               <w:t>Must</w:t>
             </w:r>
+            <w:proofErr w:type="spellEnd"/>
           </w:p>
         </w:tc>
       </w:tr>
@@ -4013,6 +4533,7 @@
                 <w:szCs w:val="24"/>
               </w:rPr>
             </w:pPr>
+            <w:proofErr w:type="spellStart"/>
             <w:r>
               <w:rPr>
                 <w:color w:val="000000"/>
@@ -4021,6 +4542,7 @@
               </w:rPr>
               <w:t>Could</w:t>
             </w:r>
+            <w:proofErr w:type="spellEnd"/>
           </w:p>
         </w:tc>
       </w:tr>
@@ -4138,6 +4660,7 @@
                 <w:szCs w:val="24"/>
               </w:rPr>
             </w:pPr>
+            <w:proofErr w:type="spellStart"/>
             <w:r>
               <w:rPr>
                 <w:color w:val="000000"/>
@@ -4146,6 +4669,7 @@
               </w:rPr>
               <w:t>Should</w:t>
             </w:r>
+            <w:proofErr w:type="spellEnd"/>
           </w:p>
         </w:tc>
       </w:tr>
@@ -4263,6 +4787,7 @@
                 <w:szCs w:val="24"/>
               </w:rPr>
             </w:pPr>
+            <w:proofErr w:type="spellStart"/>
             <w:r>
               <w:rPr>
                 <w:color w:val="000000"/>
@@ -4271,6 +4796,7 @@
               </w:rPr>
               <w:t>Must</w:t>
             </w:r>
+            <w:proofErr w:type="spellEnd"/>
           </w:p>
         </w:tc>
       </w:tr>
@@ -4388,6 +4914,7 @@
                 <w:szCs w:val="24"/>
               </w:rPr>
             </w:pPr>
+            <w:proofErr w:type="spellStart"/>
             <w:r>
               <w:rPr>
                 <w:color w:val="000000"/>
@@ -4396,6 +4923,7 @@
               </w:rPr>
               <w:t>Must</w:t>
             </w:r>
+            <w:proofErr w:type="spellEnd"/>
           </w:p>
         </w:tc>
       </w:tr>
@@ -4513,6 +5041,7 @@
                 <w:szCs w:val="24"/>
               </w:rPr>
             </w:pPr>
+            <w:proofErr w:type="spellStart"/>
             <w:r>
               <w:rPr>
                 <w:color w:val="000000"/>
@@ -4521,6 +5050,7 @@
               </w:rPr>
               <w:t>Should</w:t>
             </w:r>
+            <w:proofErr w:type="spellEnd"/>
           </w:p>
         </w:tc>
       </w:tr>
@@ -4584,7 +5114,25 @@
                 <w:sz w:val="24"/>
                 <w:szCs w:val="24"/>
               </w:rPr>
-              <w:t xml:space="preserve">Додати логування </w:t>
+              <w:t xml:space="preserve">Додати </w:t>
+            </w:r>
+            <w:proofErr w:type="spellStart"/>
+            <w:r>
+              <w:rPr>
+                <w:color w:val="000000"/>
+                <w:sz w:val="24"/>
+                <w:szCs w:val="24"/>
+              </w:rPr>
+              <w:t>логування</w:t>
+            </w:r>
+            <w:proofErr w:type="spellEnd"/>
+            <w:r>
+              <w:rPr>
+                <w:color w:val="000000"/>
+                <w:sz w:val="24"/>
+                <w:szCs w:val="24"/>
+              </w:rPr>
+              <w:t xml:space="preserve"> </w:t>
             </w:r>
             <w:r>
               <w:rPr>
@@ -4654,6 +5202,7 @@
                 <w:szCs w:val="24"/>
               </w:rPr>
             </w:pPr>
+            <w:proofErr w:type="spellStart"/>
             <w:r>
               <w:rPr>
                 <w:color w:val="000000"/>
@@ -4662,6 +5211,7 @@
               </w:rPr>
               <w:t>Could</w:t>
             </w:r>
+            <w:proofErr w:type="spellEnd"/>
           </w:p>
         </w:tc>
       </w:tr>
@@ -4795,6 +5345,7 @@
                 <w:szCs w:val="24"/>
               </w:rPr>
             </w:pPr>
+            <w:proofErr w:type="spellStart"/>
             <w:r>
               <w:rPr>
                 <w:color w:val="000000"/>
@@ -4803,6 +5354,7 @@
               </w:rPr>
               <w:t>Must</w:t>
             </w:r>
+            <w:proofErr w:type="spellEnd"/>
           </w:p>
         </w:tc>
       </w:tr>
@@ -5103,7 +5655,29 @@
           <w:sz w:val="24"/>
           <w:szCs w:val="24"/>
         </w:rPr>
-        <w:t>Логіка (Logic)</w:t>
+        <w:t>Логіка (</w:t>
+      </w:r>
+      <w:proofErr w:type="spellStart"/>
+      <w:r>
+        <w:rPr>
+          <w:b/>
+          <w:bCs/>
+          <w:color w:val="000000"/>
+          <w:sz w:val="24"/>
+          <w:szCs w:val="24"/>
+        </w:rPr>
+        <w:t>Logic</w:t>
+      </w:r>
+      <w:proofErr w:type="spellEnd"/>
+      <w:r>
+        <w:rPr>
+          <w:b/>
+          <w:bCs/>
+          <w:color w:val="000000"/>
+          <w:sz w:val="24"/>
+          <w:szCs w:val="24"/>
+        </w:rPr>
+        <w:t>)</w:t>
       </w:r>
     </w:p>
     <w:p>
@@ -5283,7 +5857,29 @@
           <w:sz w:val="24"/>
           <w:szCs w:val="24"/>
         </w:rPr>
-        <w:t>Дані (Data)</w:t>
+        <w:t>Дані (</w:t>
+      </w:r>
+      <w:proofErr w:type="spellStart"/>
+      <w:r>
+        <w:rPr>
+          <w:b/>
+          <w:bCs/>
+          <w:color w:val="000000"/>
+          <w:sz w:val="24"/>
+          <w:szCs w:val="24"/>
+        </w:rPr>
+        <w:t>Data</w:t>
+      </w:r>
+      <w:proofErr w:type="spellEnd"/>
+      <w:r>
+        <w:rPr>
+          <w:b/>
+          <w:bCs/>
+          <w:color w:val="000000"/>
+          <w:sz w:val="24"/>
+          <w:szCs w:val="24"/>
+        </w:rPr>
+        <w:t>)</w:t>
       </w:r>
     </w:p>
     <w:p>
@@ -5433,7 +6029,25 @@
           <w:sz w:val="24"/>
           <w:szCs w:val="24"/>
         </w:rPr>
-        <w:t>23 – Додати логування подій</w:t>
+        <w:t xml:space="preserve">23 – Додати </w:t>
+      </w:r>
+      <w:proofErr w:type="spellStart"/>
+      <w:r>
+        <w:rPr>
+          <w:color w:val="000000"/>
+          <w:sz w:val="24"/>
+          <w:szCs w:val="24"/>
+        </w:rPr>
+        <w:t>логування</w:t>
+      </w:r>
+      <w:proofErr w:type="spellEnd"/>
+      <w:r>
+        <w:rPr>
+          <w:color w:val="000000"/>
+          <w:sz w:val="24"/>
+          <w:szCs w:val="24"/>
+        </w:rPr>
+        <w:t xml:space="preserve"> подій</w:t>
       </w:r>
     </w:p>
     <w:p>
@@ -5463,7 +6077,29 @@
           <w:sz w:val="24"/>
           <w:szCs w:val="24"/>
         </w:rPr>
-        <w:t>Тестування (Testing)</w:t>
+        <w:t>Тестування (</w:t>
+      </w:r>
+      <w:proofErr w:type="spellStart"/>
+      <w:r>
+        <w:rPr>
+          <w:b/>
+          <w:bCs/>
+          <w:color w:val="000000"/>
+          <w:sz w:val="24"/>
+          <w:szCs w:val="24"/>
+        </w:rPr>
+        <w:t>Testing</w:t>
+      </w:r>
+      <w:proofErr w:type="spellEnd"/>
+      <w:r>
+        <w:rPr>
+          <w:b/>
+          <w:bCs/>
+          <w:color w:val="000000"/>
+          <w:sz w:val="24"/>
+          <w:szCs w:val="24"/>
+        </w:rPr>
+        <w:t>)</w:t>
       </w:r>
     </w:p>
     <w:p>
@@ -5715,8 +6351,18 @@
           <w:sz w:val="24"/>
           <w:szCs w:val="24"/>
         </w:rPr>
-        <w:t xml:space="preserve"> Must</w:t>
-      </w:r>
+        <w:t xml:space="preserve"> </w:t>
+      </w:r>
+      <w:proofErr w:type="spellStart"/>
+      <w:r>
+        <w:rPr>
+          <w:color w:val="000000"/>
+          <w:sz w:val="24"/>
+          <w:szCs w:val="24"/>
+        </w:rPr>
+        <w:t>Must</w:t>
+      </w:r>
+      <w:proofErr w:type="spellEnd"/>
       <w:r>
         <w:rPr>
           <w:color w:val="000000"/>
@@ -5770,8 +6416,18 @@
           <w:sz w:val="24"/>
           <w:szCs w:val="24"/>
         </w:rPr>
-        <w:t xml:space="preserve"> Should</w:t>
-      </w:r>
+        <w:t xml:space="preserve"> </w:t>
+      </w:r>
+      <w:proofErr w:type="spellStart"/>
+      <w:r>
+        <w:rPr>
+          <w:color w:val="000000"/>
+          <w:sz w:val="24"/>
+          <w:szCs w:val="24"/>
+        </w:rPr>
+        <w:t>Should</w:t>
+      </w:r>
+      <w:proofErr w:type="spellEnd"/>
       <w:r>
         <w:rPr>
           <w:color w:val="000000"/>
@@ -5825,8 +6481,18 @@
           <w:sz w:val="24"/>
           <w:szCs w:val="24"/>
         </w:rPr>
-        <w:t xml:space="preserve"> Could</w:t>
-      </w:r>
+        <w:t xml:space="preserve"> </w:t>
+      </w:r>
+      <w:proofErr w:type="spellStart"/>
+      <w:r>
+        <w:rPr>
+          <w:color w:val="000000"/>
+          <w:sz w:val="24"/>
+          <w:szCs w:val="24"/>
+        </w:rPr>
+        <w:t>Could</w:t>
+      </w:r>
+      <w:proofErr w:type="spellEnd"/>
       <w:r>
         <w:rPr>
           <w:color w:val="000000"/>
@@ -5873,7 +6539,29 @@
           <w:sz w:val="24"/>
           <w:szCs w:val="24"/>
         </w:rPr>
-        <w:t>Уточнення backlog за MVP</w:t>
+        <w:t xml:space="preserve">Уточнення </w:t>
+      </w:r>
+      <w:proofErr w:type="spellStart"/>
+      <w:r>
+        <w:rPr>
+          <w:b/>
+          <w:bCs/>
+          <w:color w:val="000000"/>
+          <w:sz w:val="24"/>
+          <w:szCs w:val="24"/>
+        </w:rPr>
+        <w:t>backlog</w:t>
+      </w:r>
+      <w:proofErr w:type="spellEnd"/>
+      <w:r>
+        <w:rPr>
+          <w:b/>
+          <w:bCs/>
+          <w:color w:val="000000"/>
+          <w:sz w:val="24"/>
+          <w:szCs w:val="24"/>
+        </w:rPr>
+        <w:t xml:space="preserve"> за MVP</w:t>
       </w:r>
     </w:p>
     <w:p>
@@ -5940,7 +6628,25 @@
           <w:sz w:val="24"/>
           <w:szCs w:val="24"/>
         </w:rPr>
-        <w:t>, що backlog їх реально покриває.</w:t>
+        <w:t xml:space="preserve">, що </w:t>
+      </w:r>
+      <w:proofErr w:type="spellStart"/>
+      <w:r>
+        <w:rPr>
+          <w:color w:val="000000"/>
+          <w:sz w:val="24"/>
+          <w:szCs w:val="24"/>
+        </w:rPr>
+        <w:t>backlog</w:t>
+      </w:r>
+      <w:proofErr w:type="spellEnd"/>
+      <w:r>
+        <w:rPr>
+          <w:color w:val="000000"/>
+          <w:sz w:val="24"/>
+          <w:szCs w:val="24"/>
+        </w:rPr>
+        <w:t xml:space="preserve"> їх реально покриває.</w:t>
       </w:r>
       <w:r>
         <w:rPr>
@@ -6004,7 +6710,25 @@
           <w:sz w:val="24"/>
           <w:szCs w:val="24"/>
         </w:rPr>
-        <w:t xml:space="preserve"> таблиці backlog (2</w:t>
+        <w:t xml:space="preserve"> таблиці </w:t>
+      </w:r>
+      <w:proofErr w:type="spellStart"/>
+      <w:r>
+        <w:rPr>
+          <w:color w:val="000000"/>
+          <w:sz w:val="24"/>
+          <w:szCs w:val="24"/>
+        </w:rPr>
+        <w:t>backlog</w:t>
+      </w:r>
+      <w:proofErr w:type="spellEnd"/>
+      <w:r>
+        <w:rPr>
+          <w:color w:val="000000"/>
+          <w:sz w:val="24"/>
+          <w:szCs w:val="24"/>
+        </w:rPr>
+        <w:t xml:space="preserve"> (2</w:t>
       </w:r>
       <w:r>
         <w:rPr>
@@ -6068,8 +6792,18 @@
           <w:sz w:val="24"/>
           <w:szCs w:val="24"/>
         </w:rPr>
-        <w:t xml:space="preserve"> пріоритет Must</w:t>
-      </w:r>
+        <w:t xml:space="preserve"> пріоритет </w:t>
+      </w:r>
+      <w:proofErr w:type="spellStart"/>
+      <w:r>
+        <w:rPr>
+          <w:color w:val="000000"/>
+          <w:sz w:val="24"/>
+          <w:szCs w:val="24"/>
+        </w:rPr>
+        <w:t>Must</w:t>
+      </w:r>
+      <w:proofErr w:type="spellEnd"/>
       <w:r>
         <w:rPr>
           <w:color w:val="000000"/>
@@ -6694,7 +7428,25 @@
           <w:sz w:val="24"/>
           <w:szCs w:val="24"/>
         </w:rPr>
-        <w:t>Уточнення: Створити форму входу з перевіркою email та пароля, додати захист від несанкціонованого доступу.</w:t>
+        <w:t xml:space="preserve">Уточнення: Створити форму входу з перевіркою </w:t>
+      </w:r>
+      <w:proofErr w:type="spellStart"/>
+      <w:r>
+        <w:rPr>
+          <w:color w:val="000000"/>
+          <w:sz w:val="24"/>
+          <w:szCs w:val="24"/>
+        </w:rPr>
+        <w:t>email</w:t>
+      </w:r>
+      <w:proofErr w:type="spellEnd"/>
+      <w:r>
+        <w:rPr>
+          <w:color w:val="000000"/>
+          <w:sz w:val="24"/>
+          <w:szCs w:val="24"/>
+        </w:rPr>
+        <w:t xml:space="preserve"> та пароля, додати захист від несанкціонованого доступу.</w:t>
       </w:r>
     </w:p>
     <w:p>
@@ -6747,8 +7499,18 @@
           <w:sz w:val="24"/>
           <w:szCs w:val="24"/>
         </w:rPr>
-        <w:t>Стало: 5 – Реалізувати функцію створення курсу з темами та уроками</w:t>
-      </w:r>
+        <w:t xml:space="preserve">Стало: 5 – Реалізувати функцію створення курсу з темами та </w:t>
+      </w:r>
+      <w:proofErr w:type="spellStart"/>
+      <w:r>
+        <w:rPr>
+          <w:color w:val="000000"/>
+          <w:sz w:val="24"/>
+          <w:szCs w:val="24"/>
+        </w:rPr>
+        <w:t>уроками</w:t>
+      </w:r>
+      <w:proofErr w:type="spellEnd"/>
     </w:p>
     <w:p>
       <w:pPr>
@@ -6773,7 +7535,25 @@
           <w:sz w:val="24"/>
           <w:szCs w:val="24"/>
         </w:rPr>
-        <w:t>Уточнення: Додати інтерфейс для викладачів, де можна створювати курс, додавати теми та прикріплювати уроки.</w:t>
+        <w:t xml:space="preserve">Уточнення: Додати інтерфейс для викладачів, де можна створювати курс, додавати теми та прикріплювати </w:t>
+      </w:r>
+      <w:proofErr w:type="spellStart"/>
+      <w:r>
+        <w:rPr>
+          <w:color w:val="000000"/>
+          <w:sz w:val="24"/>
+          <w:szCs w:val="24"/>
+        </w:rPr>
+        <w:t>уроки</w:t>
+      </w:r>
+      <w:proofErr w:type="spellEnd"/>
+      <w:r>
+        <w:rPr>
+          <w:color w:val="000000"/>
+          <w:sz w:val="24"/>
+          <w:szCs w:val="24"/>
+        </w:rPr>
+        <w:t>.</w:t>
       </w:r>
     </w:p>
     <w:p>
@@ -7106,7 +7886,25 @@
           <w:sz w:val="24"/>
           <w:szCs w:val="24"/>
         </w:rPr>
-        <w:t xml:space="preserve">MVP покривається backlog-задачами: </w:t>
+        <w:t xml:space="preserve">MVP покривається </w:t>
+      </w:r>
+      <w:proofErr w:type="spellStart"/>
+      <w:r>
+        <w:rPr>
+          <w:color w:val="000000"/>
+          <w:sz w:val="24"/>
+          <w:szCs w:val="24"/>
+        </w:rPr>
+        <w:t>backlog</w:t>
+      </w:r>
+      <w:proofErr w:type="spellEnd"/>
+      <w:r>
+        <w:rPr>
+          <w:color w:val="000000"/>
+          <w:sz w:val="24"/>
+          <w:szCs w:val="24"/>
+        </w:rPr>
+        <w:t xml:space="preserve">-задачами: </w:t>
       </w:r>
       <w:r>
         <w:rPr>
@@ -7142,7 +7940,25 @@
           <w:sz w:val="24"/>
           <w:szCs w:val="24"/>
         </w:rPr>
-        <w:t xml:space="preserve">Нові задачі додані до backlog: </w:t>
+        <w:t xml:space="preserve">Нові задачі додані до </w:t>
+      </w:r>
+      <w:proofErr w:type="spellStart"/>
+      <w:r>
+        <w:rPr>
+          <w:color w:val="000000"/>
+          <w:sz w:val="24"/>
+          <w:szCs w:val="24"/>
+        </w:rPr>
+        <w:t>backlog</w:t>
+      </w:r>
+      <w:proofErr w:type="spellEnd"/>
+      <w:r>
+        <w:rPr>
+          <w:color w:val="000000"/>
+          <w:sz w:val="24"/>
+          <w:szCs w:val="24"/>
+        </w:rPr>
+        <w:t xml:space="preserve">: </w:t>
       </w:r>
       <w:r>
         <w:rPr>
@@ -7182,6 +7998,7 @@
         </w:rPr>
         <w:t>B</w:t>
       </w:r>
+      <w:proofErr w:type="spellStart"/>
       <w:r>
         <w:rPr>
           <w:color w:val="000000"/>
@@ -7190,6 +8007,7 @@
         </w:rPr>
         <w:t>acklog</w:t>
       </w:r>
+      <w:proofErr w:type="spellEnd"/>
       <w:r>
         <w:rPr>
           <w:color w:val="000000"/>
@@ -7372,7 +8190,25 @@
           <w:sz w:val="24"/>
           <w:szCs w:val="24"/>
         </w:rPr>
-        <w:t>ID‑09 залежить від ID‑05 (проходження тестів можливе лише після створення курсу з уроками).</w:t>
+        <w:t xml:space="preserve">ID‑09 залежить від ID‑05 (проходження тестів можливе лише після створення курсу з </w:t>
+      </w:r>
+      <w:proofErr w:type="spellStart"/>
+      <w:r>
+        <w:rPr>
+          <w:color w:val="000000"/>
+          <w:sz w:val="24"/>
+          <w:szCs w:val="24"/>
+        </w:rPr>
+        <w:t>уроками</w:t>
+      </w:r>
+      <w:proofErr w:type="spellEnd"/>
+      <w:r>
+        <w:rPr>
+          <w:color w:val="000000"/>
+          <w:sz w:val="24"/>
+          <w:szCs w:val="24"/>
+        </w:rPr>
+        <w:t>).</w:t>
       </w:r>
     </w:p>
     <w:p>
@@ -7596,8 +8432,18 @@
           <w:sz w:val="24"/>
           <w:szCs w:val="24"/>
         </w:rPr>
-        <w:t>5 – Реалізувати функцію створення курсу з темами та уроками</w:t>
-      </w:r>
+        <w:t xml:space="preserve">5 – Реалізувати функцію створення курсу з темами та </w:t>
+      </w:r>
+      <w:proofErr w:type="spellStart"/>
+      <w:r>
+        <w:rPr>
+          <w:color w:val="000000"/>
+          <w:sz w:val="24"/>
+          <w:szCs w:val="24"/>
+        </w:rPr>
+        <w:t>уроками</w:t>
+      </w:r>
+      <w:proofErr w:type="spellEnd"/>
     </w:p>
     <w:p>
       <w:pPr>
@@ -7823,8 +8669,20 @@
           <w:sz w:val="24"/>
           <w:szCs w:val="24"/>
         </w:rPr>
-        <w:t xml:space="preserve"> у Trello</w:t>
-      </w:r>
+        <w:t xml:space="preserve"> у </w:t>
+      </w:r>
+      <w:proofErr w:type="spellStart"/>
+      <w:r>
+        <w:rPr>
+          <w:b/>
+          <w:bCs/>
+          <w:color w:val="000000"/>
+          <w:sz w:val="24"/>
+          <w:szCs w:val="24"/>
+        </w:rPr>
+        <w:t>Trello</w:t>
+      </w:r>
+      <w:proofErr w:type="spellEnd"/>
     </w:p>
     <w:p>
       <w:pPr>
@@ -7852,6 +8710,7 @@
         </w:rPr>
         <w:t xml:space="preserve">Відкриємо веб-сервіс </w:t>
       </w:r>
+      <w:proofErr w:type="spellStart"/>
       <w:r>
         <w:rPr>
           <w:color w:val="000000"/>
@@ -7860,6 +8719,7 @@
         </w:rPr>
         <w:t>Trello</w:t>
       </w:r>
+      <w:proofErr w:type="spellEnd"/>
       <w:r>
         <w:rPr>
           <w:color w:val="000000"/>
@@ -7954,6 +8814,7 @@
           <w:szCs w:val="24"/>
         </w:rPr>
       </w:pPr>
+      <w:proofErr w:type="spellStart"/>
       <w:r>
         <w:rPr>
           <w:color w:val="000000"/>
@@ -7962,6 +8823,7 @@
         </w:rPr>
         <w:t>Backlog</w:t>
       </w:r>
+      <w:proofErr w:type="spellEnd"/>
     </w:p>
     <w:p>
       <w:pPr>
@@ -7984,14 +8846,34 @@
           <w:szCs w:val="24"/>
         </w:rPr>
       </w:pPr>
-      <w:r>
-        <w:rPr>
-          <w:color w:val="000000"/>
-          <w:sz w:val="24"/>
-          <w:szCs w:val="24"/>
-        </w:rPr>
-        <w:t>To Do</w:t>
-      </w:r>
+      <w:proofErr w:type="spellStart"/>
+      <w:r>
+        <w:rPr>
+          <w:color w:val="000000"/>
+          <w:sz w:val="24"/>
+          <w:szCs w:val="24"/>
+        </w:rPr>
+        <w:t>To</w:t>
+      </w:r>
+      <w:proofErr w:type="spellEnd"/>
+      <w:r>
+        <w:rPr>
+          <w:color w:val="000000"/>
+          <w:sz w:val="24"/>
+          <w:szCs w:val="24"/>
+        </w:rPr>
+        <w:t xml:space="preserve"> </w:t>
+      </w:r>
+      <w:proofErr w:type="spellStart"/>
+      <w:r>
+        <w:rPr>
+          <w:color w:val="000000"/>
+          <w:sz w:val="24"/>
+          <w:szCs w:val="24"/>
+        </w:rPr>
+        <w:t>Do</w:t>
+      </w:r>
+      <w:proofErr w:type="spellEnd"/>
     </w:p>
     <w:p>
       <w:pPr>
@@ -8014,14 +8896,34 @@
           <w:szCs w:val="24"/>
         </w:rPr>
       </w:pPr>
-      <w:r>
-        <w:rPr>
-          <w:color w:val="000000"/>
-          <w:sz w:val="24"/>
-          <w:szCs w:val="24"/>
-        </w:rPr>
-        <w:t>In Progress</w:t>
-      </w:r>
+      <w:proofErr w:type="spellStart"/>
+      <w:r>
+        <w:rPr>
+          <w:color w:val="000000"/>
+          <w:sz w:val="24"/>
+          <w:szCs w:val="24"/>
+        </w:rPr>
+        <w:t>In</w:t>
+      </w:r>
+      <w:proofErr w:type="spellEnd"/>
+      <w:r>
+        <w:rPr>
+          <w:color w:val="000000"/>
+          <w:sz w:val="24"/>
+          <w:szCs w:val="24"/>
+        </w:rPr>
+        <w:t xml:space="preserve"> </w:t>
+      </w:r>
+      <w:proofErr w:type="spellStart"/>
+      <w:r>
+        <w:rPr>
+          <w:color w:val="000000"/>
+          <w:sz w:val="24"/>
+          <w:szCs w:val="24"/>
+        </w:rPr>
+        <w:t>Progress</w:t>
+      </w:r>
+      <w:proofErr w:type="spellEnd"/>
     </w:p>
     <w:p>
       <w:pPr>
@@ -8044,6 +8946,7 @@
           <w:szCs w:val="24"/>
         </w:rPr>
       </w:pPr>
+      <w:proofErr w:type="spellStart"/>
       <w:r>
         <w:rPr>
           <w:color w:val="000000"/>
@@ -8052,6 +8955,7 @@
         </w:rPr>
         <w:t>Testing</w:t>
       </w:r>
+      <w:proofErr w:type="spellEnd"/>
     </w:p>
     <w:p>
       <w:pPr>
@@ -8074,6 +8978,7 @@
           <w:szCs w:val="24"/>
         </w:rPr>
       </w:pPr>
+      <w:proofErr w:type="spellStart"/>
       <w:r>
         <w:rPr>
           <w:color w:val="000000"/>
@@ -8082,6 +8987,7 @@
         </w:rPr>
         <w:t>Done</w:t>
       </w:r>
+      <w:proofErr w:type="spellEnd"/>
     </w:p>
     <w:p>
       <w:pPr>
@@ -8188,8 +9094,27 @@
           <w:sz w:val="24"/>
           <w:szCs w:val="24"/>
         </w:rPr>
-        <w:t xml:space="preserve">. До картки додамо короткий опис з </w:t>
-      </w:r>
+        <w:t xml:space="preserve">. До картки </w:t>
+      </w:r>
+      <w:proofErr w:type="spellStart"/>
+      <w:r>
+        <w:rPr>
+          <w:color w:val="000000"/>
+          <w:sz w:val="24"/>
+          <w:szCs w:val="24"/>
+        </w:rPr>
+        <w:t>додамо</w:t>
+      </w:r>
+      <w:proofErr w:type="spellEnd"/>
+      <w:r>
+        <w:rPr>
+          <w:color w:val="000000"/>
+          <w:sz w:val="24"/>
+          <w:szCs w:val="24"/>
+        </w:rPr>
+        <w:t xml:space="preserve"> короткий опис з </w:t>
+      </w:r>
+      <w:proofErr w:type="spellStart"/>
       <w:r>
         <w:rPr>
           <w:color w:val="000000"/>
@@ -8198,6 +9123,7 @@
         </w:rPr>
         <w:t>backlog</w:t>
       </w:r>
+      <w:proofErr w:type="spellEnd"/>
       <w:r>
         <w:rPr>
           <w:color w:val="000000"/>
@@ -8246,15 +9172,33 @@
           <w:sz w:val="24"/>
           <w:szCs w:val="24"/>
         </w:rPr>
-        <w:t>Кожній картці дода</w:t>
-      </w:r>
-      <w:r>
-        <w:rPr>
-          <w:color w:val="000000"/>
-          <w:sz w:val="24"/>
-          <w:szCs w:val="24"/>
-        </w:rPr>
-        <w:t>мо мітки</w:t>
+        <w:t xml:space="preserve">Кожній картці </w:t>
+      </w:r>
+      <w:proofErr w:type="spellStart"/>
+      <w:r>
+        <w:rPr>
+          <w:color w:val="000000"/>
+          <w:sz w:val="24"/>
+          <w:szCs w:val="24"/>
+        </w:rPr>
+        <w:t>дода</w:t>
+      </w:r>
+      <w:r>
+        <w:rPr>
+          <w:color w:val="000000"/>
+          <w:sz w:val="24"/>
+          <w:szCs w:val="24"/>
+        </w:rPr>
+        <w:t>мо</w:t>
+      </w:r>
+      <w:proofErr w:type="spellEnd"/>
+      <w:r>
+        <w:rPr>
+          <w:color w:val="000000"/>
+          <w:sz w:val="24"/>
+          <w:szCs w:val="24"/>
+        </w:rPr>
+        <w:t xml:space="preserve"> мітки</w:t>
       </w:r>
       <w:r>
         <w:rPr>
@@ -8272,6 +9216,7 @@
         </w:rPr>
         <w:t xml:space="preserve">: </w:t>
       </w:r>
+      <w:proofErr w:type="spellStart"/>
       <w:r>
         <w:rPr>
           <w:color w:val="000000"/>
@@ -8280,6 +9225,7 @@
         </w:rPr>
         <w:t>Must</w:t>
       </w:r>
+      <w:proofErr w:type="spellEnd"/>
       <w:r>
         <w:rPr>
           <w:color w:val="000000"/>
@@ -8288,6 +9234,7 @@
         </w:rPr>
         <w:t xml:space="preserve">, </w:t>
       </w:r>
+      <w:proofErr w:type="spellStart"/>
       <w:r>
         <w:rPr>
           <w:color w:val="000000"/>
@@ -8296,6 +9243,7 @@
         </w:rPr>
         <w:t>Should</w:t>
       </w:r>
+      <w:proofErr w:type="spellEnd"/>
       <w:r>
         <w:rPr>
           <w:color w:val="000000"/>
@@ -8304,6 +9252,7 @@
         </w:rPr>
         <w:t xml:space="preserve">, </w:t>
       </w:r>
+      <w:proofErr w:type="spellStart"/>
       <w:r>
         <w:rPr>
           <w:color w:val="000000"/>
@@ -8312,6 +9261,7 @@
         </w:rPr>
         <w:t>Could</w:t>
       </w:r>
+      <w:proofErr w:type="spellEnd"/>
       <w:r>
         <w:rPr>
           <w:color w:val="000000"/>
@@ -8368,7 +9318,25 @@
           <w:sz w:val="24"/>
           <w:szCs w:val="24"/>
         </w:rPr>
-        <w:t xml:space="preserve"> план роботи по спринтах </w:t>
+        <w:t xml:space="preserve"> план роботи по </w:t>
+      </w:r>
+      <w:proofErr w:type="spellStart"/>
+      <w:r>
+        <w:rPr>
+          <w:color w:val="000000"/>
+          <w:sz w:val="24"/>
+          <w:szCs w:val="24"/>
+        </w:rPr>
+        <w:t>спринтах</w:t>
+      </w:r>
+      <w:proofErr w:type="spellEnd"/>
+      <w:r>
+        <w:rPr>
+          <w:color w:val="000000"/>
+          <w:sz w:val="24"/>
+          <w:szCs w:val="24"/>
+        </w:rPr>
+        <w:t xml:space="preserve"> </w:t>
       </w:r>
       <w:r>
         <w:rPr>
@@ -8443,14 +9411,25 @@
         </w:rPr>
         <w:t xml:space="preserve"> </w:t>
       </w:r>
-      <w:r>
-        <w:rPr>
-          <w:color w:val="000000"/>
-          <w:sz w:val="24"/>
-          <w:szCs w:val="24"/>
-        </w:rPr>
-        <w:t>додамо три мітки (</w:t>
-      </w:r>
+      <w:proofErr w:type="spellStart"/>
+      <w:r>
+        <w:rPr>
+          <w:color w:val="000000"/>
+          <w:sz w:val="24"/>
+          <w:szCs w:val="24"/>
+        </w:rPr>
+        <w:t>додамо</w:t>
+      </w:r>
+      <w:proofErr w:type="spellEnd"/>
+      <w:r>
+        <w:rPr>
+          <w:color w:val="000000"/>
+          <w:sz w:val="24"/>
+          <w:szCs w:val="24"/>
+        </w:rPr>
+        <w:t xml:space="preserve"> три мітки (</w:t>
+      </w:r>
+      <w:proofErr w:type="spellStart"/>
       <w:r>
         <w:rPr>
           <w:color w:val="000000"/>
@@ -8459,6 +9438,7 @@
         </w:rPr>
         <w:t>Sprint</w:t>
       </w:r>
+      <w:proofErr w:type="spellEnd"/>
       <w:r>
         <w:rPr>
           <w:color w:val="000000"/>
@@ -8468,6 +9448,7 @@
         </w:rPr>
         <w:t xml:space="preserve"> 1, </w:t>
       </w:r>
+      <w:proofErr w:type="spellStart"/>
       <w:r>
         <w:rPr>
           <w:color w:val="000000"/>
@@ -8476,6 +9457,7 @@
         </w:rPr>
         <w:t>Sprint</w:t>
       </w:r>
+      <w:proofErr w:type="spellEnd"/>
       <w:r>
         <w:rPr>
           <w:color w:val="000000"/>
@@ -8485,6 +9467,7 @@
         </w:rPr>
         <w:t xml:space="preserve"> 2, </w:t>
       </w:r>
+      <w:proofErr w:type="spellStart"/>
       <w:r>
         <w:rPr>
           <w:color w:val="000000"/>
@@ -8493,6 +9476,7 @@
         </w:rPr>
         <w:t>Sprint</w:t>
       </w:r>
+      <w:proofErr w:type="spellEnd"/>
       <w:r>
         <w:rPr>
           <w:color w:val="000000"/>
@@ -8508,7 +9492,25 @@
           <w:sz w:val="24"/>
           <w:szCs w:val="24"/>
         </w:rPr>
-        <w:t xml:space="preserve"> у вигляді випадаючого списку</w:t>
+        <w:t xml:space="preserve"> у вигляді </w:t>
+      </w:r>
+      <w:proofErr w:type="spellStart"/>
+      <w:r>
+        <w:rPr>
+          <w:color w:val="000000"/>
+          <w:sz w:val="24"/>
+          <w:szCs w:val="24"/>
+        </w:rPr>
+        <w:t>випадаючого</w:t>
+      </w:r>
+      <w:proofErr w:type="spellEnd"/>
+      <w:r>
+        <w:rPr>
+          <w:color w:val="000000"/>
+          <w:sz w:val="24"/>
+          <w:szCs w:val="24"/>
+        </w:rPr>
+        <w:t xml:space="preserve"> списку</w:t>
       </w:r>
       <w:r>
         <w:rPr>
@@ -8527,6 +9529,7 @@
         </w:rPr>
         <w:t xml:space="preserve">Тепер в кожній картці встановимо відповідний </w:t>
       </w:r>
+      <w:proofErr w:type="spellStart"/>
       <w:r>
         <w:rPr>
           <w:color w:val="000000"/>
@@ -8535,6 +9538,7 @@
         </w:rPr>
         <w:t>Sprint</w:t>
       </w:r>
+      <w:proofErr w:type="spellEnd"/>
       <w:r>
         <w:rPr>
           <w:color w:val="000000"/>
@@ -8662,8 +9666,18 @@
           <w:sz w:val="24"/>
           <w:szCs w:val="24"/>
         </w:rPr>
-        <w:t xml:space="preserve"> Backlog</w:t>
-      </w:r>
+        <w:t xml:space="preserve"> </w:t>
+      </w:r>
+      <w:proofErr w:type="spellStart"/>
+      <w:r>
+        <w:rPr>
+          <w:color w:val="000000"/>
+          <w:sz w:val="24"/>
+          <w:szCs w:val="24"/>
+        </w:rPr>
+        <w:t>Backlog</w:t>
+      </w:r>
+      <w:proofErr w:type="spellEnd"/>
       <w:r>
         <w:rPr>
           <w:color w:val="000000"/>
@@ -8686,15 +9700,7 @@
           <w:sz w:val="24"/>
           <w:szCs w:val="24"/>
         </w:rPr>
-        <w:t>більшість</w:t>
-      </w:r>
-      <w:r>
-        <w:rPr>
-          <w:color w:val="000000"/>
-          <w:sz w:val="24"/>
-          <w:szCs w:val="24"/>
-        </w:rPr>
-        <w:t xml:space="preserve"> </w:t>
+        <w:t xml:space="preserve">більшість </w:t>
       </w:r>
       <w:r>
         <w:rPr>
@@ -8749,7 +9755,61 @@
           <w:sz w:val="24"/>
           <w:szCs w:val="24"/>
         </w:rPr>
-        <w:t xml:space="preserve"> To Do: мінімум 5 задач (Sprint 1)</w:t>
+        <w:t xml:space="preserve"> </w:t>
+      </w:r>
+      <w:proofErr w:type="spellStart"/>
+      <w:r>
+        <w:rPr>
+          <w:color w:val="000000"/>
+          <w:sz w:val="24"/>
+          <w:szCs w:val="24"/>
+        </w:rPr>
+        <w:t>To</w:t>
+      </w:r>
+      <w:proofErr w:type="spellEnd"/>
+      <w:r>
+        <w:rPr>
+          <w:color w:val="000000"/>
+          <w:sz w:val="24"/>
+          <w:szCs w:val="24"/>
+        </w:rPr>
+        <w:t xml:space="preserve"> </w:t>
+      </w:r>
+      <w:proofErr w:type="spellStart"/>
+      <w:r>
+        <w:rPr>
+          <w:color w:val="000000"/>
+          <w:sz w:val="24"/>
+          <w:szCs w:val="24"/>
+        </w:rPr>
+        <w:t>Do</w:t>
+      </w:r>
+      <w:proofErr w:type="spellEnd"/>
+      <w:r>
+        <w:rPr>
+          <w:color w:val="000000"/>
+          <w:sz w:val="24"/>
+          <w:szCs w:val="24"/>
+        </w:rPr>
+        <w:t>: мінімум 5 задач (</w:t>
+      </w:r>
+      <w:proofErr w:type="spellStart"/>
+      <w:r>
+        <w:rPr>
+          <w:color w:val="000000"/>
+          <w:sz w:val="24"/>
+          <w:szCs w:val="24"/>
+        </w:rPr>
+        <w:t>Sprint</w:t>
+      </w:r>
+      <w:proofErr w:type="spellEnd"/>
+      <w:r>
+        <w:rPr>
+          <w:color w:val="000000"/>
+          <w:sz w:val="24"/>
+          <w:szCs w:val="24"/>
+        </w:rPr>
+        <w:t xml:space="preserve"> 1)</w:t>
       </w:r>
     </w:p>
     <w:p>
@@ -8788,7 +9848,43 @@
           <w:sz w:val="24"/>
           <w:szCs w:val="24"/>
         </w:rPr>
-        <w:t xml:space="preserve"> In Progress: 1 задача (пока</w:t>
+        <w:t xml:space="preserve"> </w:t>
+      </w:r>
+      <w:proofErr w:type="spellStart"/>
+      <w:r>
+        <w:rPr>
+          <w:color w:val="000000"/>
+          <w:sz w:val="24"/>
+          <w:szCs w:val="24"/>
+        </w:rPr>
+        <w:t>In</w:t>
+      </w:r>
+      <w:proofErr w:type="spellEnd"/>
+      <w:r>
+        <w:rPr>
+          <w:color w:val="000000"/>
+          <w:sz w:val="24"/>
+          <w:szCs w:val="24"/>
+        </w:rPr>
+        <w:t xml:space="preserve"> </w:t>
+      </w:r>
+      <w:proofErr w:type="spellStart"/>
+      <w:r>
+        <w:rPr>
+          <w:color w:val="000000"/>
+          <w:sz w:val="24"/>
+          <w:szCs w:val="24"/>
+        </w:rPr>
+        <w:t>Progress</w:t>
+      </w:r>
+      <w:proofErr w:type="spellEnd"/>
+      <w:r>
+        <w:rPr>
+          <w:color w:val="000000"/>
+          <w:sz w:val="24"/>
+          <w:szCs w:val="24"/>
+        </w:rPr>
+        <w:t>: 1 задача (пока</w:t>
       </w:r>
       <w:r>
         <w:rPr>
@@ -8829,13 +9925,41 @@
           <w:szCs w:val="24"/>
         </w:rPr>
       </w:pPr>
-      <w:r>
-        <w:rPr>
-          <w:color w:val="000000"/>
-          <w:sz w:val="24"/>
-          <w:szCs w:val="24"/>
-        </w:rPr>
-        <w:t>Testing і Done поки залиш</w:t>
+      <w:proofErr w:type="spellStart"/>
+      <w:r>
+        <w:rPr>
+          <w:color w:val="000000"/>
+          <w:sz w:val="24"/>
+          <w:szCs w:val="24"/>
+        </w:rPr>
+        <w:t>Testing</w:t>
+      </w:r>
+      <w:proofErr w:type="spellEnd"/>
+      <w:r>
+        <w:rPr>
+          <w:color w:val="000000"/>
+          <w:sz w:val="24"/>
+          <w:szCs w:val="24"/>
+        </w:rPr>
+        <w:t xml:space="preserve"> і </w:t>
+      </w:r>
+      <w:proofErr w:type="spellStart"/>
+      <w:r>
+        <w:rPr>
+          <w:color w:val="000000"/>
+          <w:sz w:val="24"/>
+          <w:szCs w:val="24"/>
+        </w:rPr>
+        <w:t>Done</w:t>
+      </w:r>
+      <w:proofErr w:type="spellEnd"/>
+      <w:r>
+        <w:rPr>
+          <w:color w:val="000000"/>
+          <w:sz w:val="24"/>
+          <w:szCs w:val="24"/>
+        </w:rPr>
+        <w:t xml:space="preserve"> поки залиш</w:t>
       </w:r>
       <w:r>
         <w:rPr>
@@ -8878,8 +10002,18 @@
           <w:sz w:val="24"/>
           <w:szCs w:val="24"/>
         </w:rPr>
-        <w:t>Посилання на дошку Trello</w:t>
-      </w:r>
+        <w:t xml:space="preserve">Посилання на дошку </w:t>
+      </w:r>
+      <w:proofErr w:type="spellStart"/>
+      <w:r>
+        <w:rPr>
+          <w:color w:val="000000"/>
+          <w:sz w:val="24"/>
+          <w:szCs w:val="24"/>
+        </w:rPr>
+        <w:t>Trello</w:t>
+      </w:r>
+      <w:proofErr w:type="spellEnd"/>
       <w:r>
         <w:rPr>
           <w:color w:val="000000"/>
@@ -8895,6 +10029,99 @@
           <w:szCs w:val="24"/>
         </w:rPr>
         <w:t>https://trello.com/b/oD16qQ76</w:t>
+      </w:r>
+    </w:p>
+    <w:p>
+      <w:pPr>
+        <w:pBdr>
+          <w:top w:val="nil"/>
+          <w:left w:val="nil"/>
+          <w:bottom w:val="nil"/>
+          <w:right w:val="nil"/>
+          <w:between w:val="nil"/>
+        </w:pBdr>
+        <w:spacing w:before="120"/>
+        <w:jc w:val="center"/>
+        <w:rPr>
+          <w:b/>
+          <w:bCs/>
+          <w:color w:val="000000"/>
+          <w:sz w:val="24"/>
+          <w:szCs w:val="24"/>
+        </w:rPr>
+      </w:pPr>
+      <w:r>
+        <w:rPr>
+          <w:b/>
+          <w:bCs/>
+          <w:color w:val="000000"/>
+          <w:sz w:val="24"/>
+          <w:szCs w:val="24"/>
+        </w:rPr>
+        <w:t>Поточний статус виконання</w:t>
+      </w:r>
+    </w:p>
+    <w:p>
+      <w:pPr>
+        <w:pBdr>
+          <w:top w:val="nil"/>
+          <w:left w:val="nil"/>
+          <w:bottom w:val="nil"/>
+          <w:right w:val="nil"/>
+          <w:between w:val="nil"/>
+        </w:pBdr>
+        <w:spacing w:before="120"/>
+        <w:ind w:firstLine="284"/>
+        <w:jc w:val="both"/>
+        <w:rPr>
+          <w:color w:val="000000"/>
+          <w:sz w:val="24"/>
+          <w:szCs w:val="24"/>
+        </w:rPr>
+      </w:pPr>
+      <w:r>
+        <w:rPr>
+          <w:color w:val="000000"/>
+          <w:sz w:val="24"/>
+          <w:szCs w:val="24"/>
+        </w:rPr>
+        <w:t xml:space="preserve">Поточний статус виконання проекту </w:t>
+      </w:r>
+      <w:proofErr w:type="spellStart"/>
+      <w:r>
+        <w:rPr>
+          <w:color w:val="000000"/>
+          <w:sz w:val="24"/>
+          <w:szCs w:val="24"/>
+        </w:rPr>
+        <w:t>LearnTrack</w:t>
+      </w:r>
+      <w:proofErr w:type="spellEnd"/>
+      <w:r>
+        <w:rPr>
+          <w:color w:val="000000"/>
+          <w:sz w:val="24"/>
+          <w:szCs w:val="24"/>
+        </w:rPr>
+        <w:t xml:space="preserve"> можна охарактеризувати як етап активної реалізації основних MVP-функцій. Уже створено базову систему реєстрації та входу, а також прототип структури курсів із темами та </w:t>
+      </w:r>
+      <w:proofErr w:type="spellStart"/>
+      <w:r>
+        <w:rPr>
+          <w:color w:val="000000"/>
+          <w:sz w:val="24"/>
+          <w:szCs w:val="24"/>
+        </w:rPr>
+        <w:t>уроками</w:t>
+      </w:r>
+      <w:proofErr w:type="spellEnd"/>
+      <w:r>
+        <w:rPr>
+          <w:color w:val="000000"/>
+          <w:sz w:val="24"/>
+          <w:szCs w:val="24"/>
+        </w:rPr>
+        <w:t>. Ведеться робота над механізмом відстеження прогресу та інтеграцією навчальних матеріалів, включно з тестами. Паралельно розробляється проста статистика та нотифікації, що дозволить завершити мінімально життєздатний продукт для перших користувачів.</w:t>
       </w:r>
     </w:p>
     <w:p>
@@ -8930,7 +10157,133 @@
           <w:sz w:val="24"/>
           <w:szCs w:val="24"/>
         </w:rPr>
-        <w:t>У ході практичної роботи було здійснено декомпозицію MVP на конкретні задачі та їх групування за напрямами інтерфейсу, логіки, даних і тестування. Це дозволило перетворити загальну концепцію продукту на структурований backlog із чіткими описами та пріоритетами Must/Should/Could. Backlog був уточнений відповідно до MVP, визначено залежності між задачами та логіку їх виконання, що забезпечує послідовність і контрольованість процесу. Для візуалізації плану створено дошку в Trello/Notion із заповненими картками та розподілом по етапах, що робить управління задачами прозорим і зручним. Такий підхід да</w:t>
+        <w:t xml:space="preserve">У ході практичної роботи було здійснено декомпозицію MVP на конкретні задачі та їх групування за напрямами інтерфейсу, логіки, даних і тестування. Це дозволило перетворити загальну концепцію продукту на структурований </w:t>
+      </w:r>
+      <w:proofErr w:type="spellStart"/>
+      <w:r>
+        <w:rPr>
+          <w:color w:val="000000"/>
+          <w:sz w:val="24"/>
+          <w:szCs w:val="24"/>
+        </w:rPr>
+        <w:t>backlog</w:t>
+      </w:r>
+      <w:proofErr w:type="spellEnd"/>
+      <w:r>
+        <w:rPr>
+          <w:color w:val="000000"/>
+          <w:sz w:val="24"/>
+          <w:szCs w:val="24"/>
+        </w:rPr>
+        <w:t xml:space="preserve"> із чіткими описами та пріоритетами </w:t>
+      </w:r>
+      <w:proofErr w:type="spellStart"/>
+      <w:r>
+        <w:rPr>
+          <w:color w:val="000000"/>
+          <w:sz w:val="24"/>
+          <w:szCs w:val="24"/>
+        </w:rPr>
+        <w:t>Must</w:t>
+      </w:r>
+      <w:proofErr w:type="spellEnd"/>
+      <w:r>
+        <w:rPr>
+          <w:color w:val="000000"/>
+          <w:sz w:val="24"/>
+          <w:szCs w:val="24"/>
+        </w:rPr>
+        <w:t>/</w:t>
+      </w:r>
+      <w:proofErr w:type="spellStart"/>
+      <w:r>
+        <w:rPr>
+          <w:color w:val="000000"/>
+          <w:sz w:val="24"/>
+          <w:szCs w:val="24"/>
+        </w:rPr>
+        <w:t>Should</w:t>
+      </w:r>
+      <w:proofErr w:type="spellEnd"/>
+      <w:r>
+        <w:rPr>
+          <w:color w:val="000000"/>
+          <w:sz w:val="24"/>
+          <w:szCs w:val="24"/>
+        </w:rPr>
+        <w:t>/</w:t>
+      </w:r>
+      <w:proofErr w:type="spellStart"/>
+      <w:r>
+        <w:rPr>
+          <w:color w:val="000000"/>
+          <w:sz w:val="24"/>
+          <w:szCs w:val="24"/>
+        </w:rPr>
+        <w:t>Could</w:t>
+      </w:r>
+      <w:proofErr w:type="spellEnd"/>
+      <w:r>
+        <w:rPr>
+          <w:color w:val="000000"/>
+          <w:sz w:val="24"/>
+          <w:szCs w:val="24"/>
+        </w:rPr>
+        <w:t xml:space="preserve">. </w:t>
+      </w:r>
+      <w:proofErr w:type="spellStart"/>
+      <w:r>
+        <w:rPr>
+          <w:color w:val="000000"/>
+          <w:sz w:val="24"/>
+          <w:szCs w:val="24"/>
+        </w:rPr>
+        <w:t>Backlog</w:t>
+      </w:r>
+      <w:proofErr w:type="spellEnd"/>
+      <w:r>
+        <w:rPr>
+          <w:color w:val="000000"/>
+          <w:sz w:val="24"/>
+          <w:szCs w:val="24"/>
+        </w:rPr>
+        <w:t xml:space="preserve"> був уточнений відповідно до MVP, визначено залежності між задачами та логіку їх виконання, що забезпечує послідовність і контрольованість процесу. Для візуалізації плану створено дошку в </w:t>
+      </w:r>
+      <w:proofErr w:type="spellStart"/>
+      <w:r>
+        <w:rPr>
+          <w:color w:val="000000"/>
+          <w:sz w:val="24"/>
+          <w:szCs w:val="24"/>
+        </w:rPr>
+        <w:t>Trello</w:t>
+      </w:r>
+      <w:proofErr w:type="spellEnd"/>
+      <w:r>
+        <w:rPr>
+          <w:color w:val="000000"/>
+          <w:sz w:val="24"/>
+          <w:szCs w:val="24"/>
+        </w:rPr>
+        <w:t>/</w:t>
+      </w:r>
+      <w:proofErr w:type="spellStart"/>
+      <w:r>
+        <w:rPr>
+          <w:color w:val="000000"/>
+          <w:sz w:val="24"/>
+          <w:szCs w:val="24"/>
+        </w:rPr>
+        <w:t>Notion</w:t>
+      </w:r>
+      <w:proofErr w:type="spellEnd"/>
+      <w:r>
+        <w:rPr>
+          <w:color w:val="000000"/>
+          <w:sz w:val="24"/>
+          <w:szCs w:val="24"/>
+        </w:rPr>
+        <w:t xml:space="preserve"> із заповненими картками та розподілом по етапах, що робить управління задачами прозорим і зручним. Такий підхід да</w:t>
       </w:r>
       <w:r>
         <w:rPr>
@@ -13487,13 +14840,13 @@
 </file>
 
 <file path=customXml/item2.xml><?xml version="1.0" encoding="utf-8"?>
+<b:Sources xmlns:b="http://schemas.openxmlformats.org/officeDocument/2006/bibliography" xmlns="http://schemas.openxmlformats.org/officeDocument/2006/bibliography" SelectedStyle="\APASixthEditionOfficeOnline.xsl" StyleName="APA" Version="6"/>
+</file>
+
+<file path=customXml/item3.xml><?xml version="1.0" encoding="utf-8"?>
 <go:gDocsCustomXmlDataStorage xmlns:go="http://customooxmlschemas.google.com/" xmlns:r="http://schemas.openxmlformats.org/officeDocument/2006/relationships" uri="GoogleDocsCustomDataVersion2">
   <go:docsCustomData xmlns:go="http://customooxmlschemas.google.com/" roundtripDataSignature="AMtx7miRy1cid9oqHdduhR8wP0GjI6w7cg==">CgMxLjAyDmgubTk0bDJmNzFhajM5Mg5oLmVnMG05ZjUxMWszczIOaC5ibDAzMDhya2I2Z2QyDmgudnU3ZTdkcWtsem4zOAByITFraFpOR05RMzBOY1NaT2wyZTNacEFpWUxuamVkcC14cA==</go:docsCustomData>
 </go:gDocsCustomXmlDataStorage>
-</file>
-
-<file path=customXml/item3.xml><?xml version="1.0" encoding="utf-8"?>
-<b:Sources xmlns:b="http://schemas.openxmlformats.org/officeDocument/2006/bibliography" xmlns="http://schemas.openxmlformats.org/officeDocument/2006/bibliography" SelectedStyle="\APASixthEditionOfficeOnline.xsl" StyleName="APA" Version="6"/>
 </file>
 
 <file path=customXml/itemProps1.xml><?xml version="1.0" encoding="utf-8"?>
@@ -13505,18 +14858,18 @@
 </file>
 
 <file path=customXml/itemProps2.xml><?xml version="1.0" encoding="utf-8"?>
+<ds:datastoreItem xmlns:ds="http://schemas.openxmlformats.org/officeDocument/2006/customXml" ds:itemID="{BC699F6E-CD0B-4C66-93A9-D23A8D4AC8CC}">
+  <ds:schemaRefs>
+    <ds:schemaRef ds:uri="http://schemas.openxmlformats.org/officeDocument/2006/bibliography"/>
+  </ds:schemaRefs>
+</ds:datastoreItem>
+</file>
+
+<file path=customXml/itemProps3.xml><?xml version="1.0" encoding="utf-8"?>
 <ds:datastoreItem xmlns:ds="http://schemas.openxmlformats.org/officeDocument/2006/customXml" ds:itemID="{11111111-1234-1234-1234-123412341234}">
   <ds:schemaRefs>
     <ds:schemaRef ds:uri="http://customooxmlschemas.google.com/"/>
     <ds:schemaRef ds:uri="http://schemas.openxmlformats.org/officeDocument/2006/relationships"/>
   </ds:schemaRefs>
 </ds:datastoreItem>
-</file>
-
-<file path=customXml/itemProps3.xml><?xml version="1.0" encoding="utf-8"?>
-<ds:datastoreItem xmlns:ds="http://schemas.openxmlformats.org/officeDocument/2006/customXml" ds:itemID="{BC699F6E-CD0B-4C66-93A9-D23A8D4AC8CC}">
-  <ds:schemaRefs>
-    <ds:schemaRef ds:uri="http://schemas.openxmlformats.org/officeDocument/2006/bibliography"/>
-  </ds:schemaRefs>
-</ds:datastoreItem>
 </file>